--- a/AWS tasks/Task on Rds.docx
+++ b/AWS tasks/Task on Rds.docx
@@ -68,16 +68,369 @@
           <w:szCs w:val="32"/>
         </w:rPr>
       </w:pPr>
-    </w:p>
-    <w:p>
-      <w:pPr>
-        <w:rPr>
-          <w:b/>
-          <w:bCs/>
-          <w:sz w:val="32"/>
-          <w:szCs w:val="32"/>
-        </w:rPr>
-      </w:pPr>
+      <w:r>
+        <w:rPr>
+          <w:b/>
+          <w:bCs/>
+          <w:sz w:val="32"/>
+          <w:szCs w:val="32"/>
+        </w:rPr>
+        <w:t xml:space="preserve">Go to </w:t>
+      </w:r>
+    </w:p>
+    <w:p>
+      <w:pPr>
+        <w:rPr>
+          <w:sz w:val="24"/>
+          <w:szCs w:val="24"/>
+        </w:rPr>
+      </w:pPr>
+      <w:proofErr w:type="spellStart"/>
+      <w:r>
+        <w:rPr>
+          <w:sz w:val="24"/>
+          <w:szCs w:val="24"/>
+        </w:rPr>
+        <w:t>sudo</w:t>
+      </w:r>
+      <w:proofErr w:type="spellEnd"/>
+      <w:r>
+        <w:rPr>
+          <w:sz w:val="24"/>
+          <w:szCs w:val="24"/>
+        </w:rPr>
+        <w:t xml:space="preserve"> </w:t>
+      </w:r>
+      <w:proofErr w:type="spellStart"/>
+      <w:r>
+        <w:rPr>
+          <w:sz w:val="24"/>
+          <w:szCs w:val="24"/>
+        </w:rPr>
+        <w:t>dnf</w:t>
+      </w:r>
+      <w:proofErr w:type="spellEnd"/>
+      <w:r>
+        <w:rPr>
+          <w:sz w:val="24"/>
+          <w:szCs w:val="24"/>
+        </w:rPr>
+        <w:t xml:space="preserve"> update -y</w:t>
+      </w:r>
+    </w:p>
+    <w:p>
+      <w:pPr>
+        <w:rPr>
+          <w:sz w:val="24"/>
+          <w:szCs w:val="24"/>
+        </w:rPr>
+      </w:pPr>
+      <w:proofErr w:type="spellStart"/>
+      <w:r>
+        <w:rPr>
+          <w:sz w:val="24"/>
+          <w:szCs w:val="24"/>
+        </w:rPr>
+        <w:t>sudo</w:t>
+      </w:r>
+      <w:proofErr w:type="spellEnd"/>
+      <w:r>
+        <w:rPr>
+          <w:sz w:val="24"/>
+          <w:szCs w:val="24"/>
+        </w:rPr>
+        <w:t xml:space="preserve"> </w:t>
+      </w:r>
+      <w:proofErr w:type="spellStart"/>
+      <w:r>
+        <w:rPr>
+          <w:sz w:val="24"/>
+          <w:szCs w:val="24"/>
+        </w:rPr>
+        <w:t>dnf</w:t>
+      </w:r>
+      <w:proofErr w:type="spellEnd"/>
+      <w:r>
+        <w:rPr>
+          <w:sz w:val="24"/>
+          <w:szCs w:val="24"/>
+        </w:rPr>
+        <w:t xml:space="preserve"> install mariadb105-server -y</w:t>
+      </w:r>
+    </w:p>
+    <w:p>
+      <w:pPr>
+        <w:rPr>
+          <w:sz w:val="24"/>
+          <w:szCs w:val="24"/>
+        </w:rPr>
+      </w:pPr>
+      <w:proofErr w:type="spellStart"/>
+      <w:r>
+        <w:rPr>
+          <w:sz w:val="24"/>
+          <w:szCs w:val="24"/>
+        </w:rPr>
+        <w:t>sudo</w:t>
+      </w:r>
+      <w:proofErr w:type="spellEnd"/>
+      <w:r>
+        <w:rPr>
+          <w:sz w:val="24"/>
+          <w:szCs w:val="24"/>
+        </w:rPr>
+        <w:t xml:space="preserve"> </w:t>
+      </w:r>
+      <w:proofErr w:type="spellStart"/>
+      <w:r>
+        <w:rPr>
+          <w:sz w:val="24"/>
+          <w:szCs w:val="24"/>
+        </w:rPr>
+        <w:t>systemctl</w:t>
+      </w:r>
+      <w:proofErr w:type="spellEnd"/>
+      <w:r>
+        <w:rPr>
+          <w:sz w:val="24"/>
+          <w:szCs w:val="24"/>
+        </w:rPr>
+        <w:t xml:space="preserve"> enable </w:t>
+      </w:r>
+      <w:proofErr w:type="spellStart"/>
+      <w:r>
+        <w:rPr>
+          <w:sz w:val="24"/>
+          <w:szCs w:val="24"/>
+        </w:rPr>
+        <w:t>mariadb</w:t>
+      </w:r>
+      <w:proofErr w:type="spellEnd"/>
+    </w:p>
+    <w:p>
+      <w:pPr>
+        <w:rPr>
+          <w:sz w:val="24"/>
+          <w:szCs w:val="24"/>
+        </w:rPr>
+      </w:pPr>
+      <w:proofErr w:type="spellStart"/>
+      <w:r>
+        <w:rPr>
+          <w:sz w:val="24"/>
+          <w:szCs w:val="24"/>
+        </w:rPr>
+        <w:t>sudo</w:t>
+      </w:r>
+      <w:proofErr w:type="spellEnd"/>
+      <w:r>
+        <w:rPr>
+          <w:sz w:val="24"/>
+          <w:szCs w:val="24"/>
+        </w:rPr>
+        <w:t xml:space="preserve"> </w:t>
+      </w:r>
+      <w:proofErr w:type="spellStart"/>
+      <w:r>
+        <w:rPr>
+          <w:sz w:val="24"/>
+          <w:szCs w:val="24"/>
+        </w:rPr>
+        <w:t>systemctl</w:t>
+      </w:r>
+      <w:proofErr w:type="spellEnd"/>
+      <w:r>
+        <w:rPr>
+          <w:sz w:val="24"/>
+          <w:szCs w:val="24"/>
+        </w:rPr>
+        <w:t xml:space="preserve"> start </w:t>
+      </w:r>
+      <w:proofErr w:type="spellStart"/>
+      <w:r>
+        <w:rPr>
+          <w:sz w:val="24"/>
+          <w:szCs w:val="24"/>
+        </w:rPr>
+        <w:t>mariadb</w:t>
+      </w:r>
+      <w:proofErr w:type="spellEnd"/>
+    </w:p>
+    <w:p>
+      <w:pPr>
+        <w:rPr>
+          <w:b/>
+          <w:bCs/>
+          <w:sz w:val="32"/>
+          <w:szCs w:val="32"/>
+        </w:rPr>
+      </w:pPr>
+      <w:proofErr w:type="spellStart"/>
+      <w:r>
+        <w:rPr>
+          <w:sz w:val="24"/>
+          <w:szCs w:val="24"/>
+        </w:rPr>
+        <w:t>sudo</w:t>
+      </w:r>
+      <w:proofErr w:type="spellEnd"/>
+      <w:r>
+        <w:rPr>
+          <w:sz w:val="24"/>
+          <w:szCs w:val="24"/>
+        </w:rPr>
+        <w:t xml:space="preserve"> </w:t>
+      </w:r>
+      <w:proofErr w:type="spellStart"/>
+      <w:r>
+        <w:rPr>
+          <w:sz w:val="24"/>
+          <w:szCs w:val="24"/>
+        </w:rPr>
+        <w:t>systemctl</w:t>
+      </w:r>
+      <w:proofErr w:type="spellEnd"/>
+      <w:r>
+        <w:rPr>
+          <w:sz w:val="24"/>
+          <w:szCs w:val="24"/>
+        </w:rPr>
+        <w:t xml:space="preserve"> status </w:t>
+      </w:r>
+      <w:proofErr w:type="spellStart"/>
+      <w:r>
+        <w:rPr>
+          <w:sz w:val="24"/>
+          <w:szCs w:val="24"/>
+        </w:rPr>
+        <w:t>mariadb</w:t>
+      </w:r>
+      <w:proofErr w:type="spellEnd"/>
+    </w:p>
+    <w:p>
+      <w:pPr>
+        <w:rPr>
+          <w:b/>
+          <w:bCs/>
+          <w:sz w:val="32"/>
+          <w:szCs w:val="32"/>
+        </w:rPr>
+      </w:pPr>
+      <w:r>
+        <w:rPr>
+          <w:b/>
+          <w:bCs/>
+          <w:sz w:val="32"/>
+          <w:szCs w:val="32"/>
+        </w:rPr>
+        <w:drawing>
+          <wp:inline distT="0" distB="0" distL="0" distR="0" wp14:anchorId="41513E78" wp14:editId="235C0742">
+            <wp:extent cx="5731510" cy="1446530"/>
+            <wp:effectExtent l="0" t="0" r="2540" b="1270"/>
+            <wp:docPr id="1419913611" name="Picture 1"/>
+            <wp:cNvGraphicFramePr>
+              <a:graphicFrameLocks xmlns:a="http://schemas.openxmlformats.org/drawingml/2006/main" noChangeAspect="1"/>
+            </wp:cNvGraphicFramePr>
+            <a:graphic xmlns:a="http://schemas.openxmlformats.org/drawingml/2006/main">
+              <a:graphicData uri="http://schemas.openxmlformats.org/drawingml/2006/picture">
+                <pic:pic xmlns:pic="http://schemas.openxmlformats.org/drawingml/2006/picture">
+                  <pic:nvPicPr>
+                    <pic:cNvPr id="1419913611" name=""/>
+                    <pic:cNvPicPr/>
+                  </pic:nvPicPr>
+                  <pic:blipFill>
+                    <a:blip r:embed="rId4"/>
+                    <a:stretch>
+                      <a:fillRect/>
+                    </a:stretch>
+                  </pic:blipFill>
+                  <pic:spPr>
+                    <a:xfrm>
+                      <a:off x="0" y="0"/>
+                      <a:ext cx="5731510" cy="1446530"/>
+                    </a:xfrm>
+                    <a:prstGeom prst="rect">
+                      <a:avLst/>
+                    </a:prstGeom>
+                  </pic:spPr>
+                </pic:pic>
+              </a:graphicData>
+            </a:graphic>
+          </wp:inline>
+        </w:drawing>
+      </w:r>
+    </w:p>
+    <w:p>
+      <w:pPr>
+        <w:rPr>
+          <w:b/>
+          <w:bCs/>
+          <w:sz w:val="32"/>
+          <w:szCs w:val="32"/>
+        </w:rPr>
+      </w:pPr>
+      <w:r>
+        <w:rPr>
+          <w:b/>
+          <w:bCs/>
+          <w:sz w:val="32"/>
+          <w:szCs w:val="32"/>
+        </w:rPr>
+        <w:drawing>
+          <wp:inline distT="0" distB="0" distL="0" distR="0" wp14:anchorId="14282812" wp14:editId="4C4F1015">
+            <wp:extent cx="5731510" cy="1967865"/>
+            <wp:effectExtent l="0" t="0" r="2540" b="0"/>
+            <wp:docPr id="766866075" name="Picture 1"/>
+            <wp:cNvGraphicFramePr>
+              <a:graphicFrameLocks xmlns:a="http://schemas.openxmlformats.org/drawingml/2006/main" noChangeAspect="1"/>
+            </wp:cNvGraphicFramePr>
+            <a:graphic xmlns:a="http://schemas.openxmlformats.org/drawingml/2006/main">
+              <a:graphicData uri="http://schemas.openxmlformats.org/drawingml/2006/picture">
+                <pic:pic xmlns:pic="http://schemas.openxmlformats.org/drawingml/2006/picture">
+                  <pic:nvPicPr>
+                    <pic:cNvPr id="766866075" name=""/>
+                    <pic:cNvPicPr/>
+                  </pic:nvPicPr>
+                  <pic:blipFill>
+                    <a:blip r:embed="rId5"/>
+                    <a:stretch>
+                      <a:fillRect/>
+                    </a:stretch>
+                  </pic:blipFill>
+                  <pic:spPr>
+                    <a:xfrm>
+                      <a:off x="0" y="0"/>
+                      <a:ext cx="5731510" cy="1967865"/>
+                    </a:xfrm>
+                    <a:prstGeom prst="rect">
+                      <a:avLst/>
+                    </a:prstGeom>
+                  </pic:spPr>
+                </pic:pic>
+              </a:graphicData>
+            </a:graphic>
+          </wp:inline>
+        </w:drawing>
+      </w:r>
+    </w:p>
+    <w:p>
+      <w:pPr>
+        <w:rPr>
+          <w:b/>
+          <w:bCs/>
+          <w:sz w:val="32"/>
+          <w:szCs w:val="32"/>
+        </w:rPr>
+      </w:pPr>
+      <w:r>
+        <w:rPr>
+          <w:b/>
+          <w:bCs/>
+          <w:sz w:val="32"/>
+          <w:szCs w:val="32"/>
+        </w:rPr>
+        <w:t>2.</w:t>
+      </w:r>
       <w:r>
         <w:rPr>
           <w:b/>
@@ -97,6 +450,970 @@
           <w:szCs w:val="32"/>
         </w:rPr>
       </w:pPr>
+      <w:proofErr w:type="spellStart"/>
+      <w:r>
+        <w:rPr>
+          <w:b/>
+          <w:bCs/>
+          <w:sz w:val="32"/>
+          <w:szCs w:val="32"/>
+        </w:rPr>
+        <w:t>DBName</w:t>
+      </w:r>
+      <w:proofErr w:type="spellEnd"/>
+      <w:r>
+        <w:rPr>
+          <w:b/>
+          <w:bCs/>
+          <w:sz w:val="32"/>
+          <w:szCs w:val="32"/>
+        </w:rPr>
+        <w:t>=</w:t>
+      </w:r>
+      <w:proofErr w:type="spellStart"/>
+      <w:r>
+        <w:rPr>
+          <w:b/>
+          <w:bCs/>
+          <w:sz w:val="32"/>
+          <w:szCs w:val="32"/>
+        </w:rPr>
+        <w:t>nagasaidb</w:t>
+      </w:r>
+      <w:proofErr w:type="spellEnd"/>
+    </w:p>
+    <w:p>
+      <w:pPr>
+        <w:rPr>
+          <w:b/>
+          <w:bCs/>
+          <w:sz w:val="32"/>
+          <w:szCs w:val="32"/>
+        </w:rPr>
+      </w:pPr>
+      <w:proofErr w:type="spellStart"/>
+      <w:r>
+        <w:rPr>
+          <w:b/>
+          <w:bCs/>
+          <w:sz w:val="32"/>
+          <w:szCs w:val="32"/>
+        </w:rPr>
+        <w:t>DBPassword</w:t>
+      </w:r>
+      <w:proofErr w:type="spellEnd"/>
+      <w:r>
+        <w:rPr>
+          <w:b/>
+          <w:bCs/>
+          <w:sz w:val="32"/>
+          <w:szCs w:val="32"/>
+        </w:rPr>
+        <w:t>=admin123456</w:t>
+      </w:r>
+    </w:p>
+    <w:p>
+      <w:pPr>
+        <w:rPr>
+          <w:b/>
+          <w:bCs/>
+          <w:sz w:val="32"/>
+          <w:szCs w:val="32"/>
+        </w:rPr>
+      </w:pPr>
+      <w:proofErr w:type="spellStart"/>
+      <w:r>
+        <w:rPr>
+          <w:b/>
+          <w:bCs/>
+          <w:sz w:val="32"/>
+          <w:szCs w:val="32"/>
+        </w:rPr>
+        <w:t>DBRootPassword</w:t>
+      </w:r>
+      <w:proofErr w:type="spellEnd"/>
+      <w:r>
+        <w:rPr>
+          <w:b/>
+          <w:bCs/>
+          <w:sz w:val="32"/>
+          <w:szCs w:val="32"/>
+        </w:rPr>
+        <w:t>=admin123456</w:t>
+      </w:r>
+    </w:p>
+    <w:p>
+      <w:pPr>
+        <w:rPr>
+          <w:b/>
+          <w:bCs/>
+          <w:sz w:val="32"/>
+          <w:szCs w:val="32"/>
+        </w:rPr>
+      </w:pPr>
+      <w:proofErr w:type="spellStart"/>
+      <w:r>
+        <w:rPr>
+          <w:b/>
+          <w:bCs/>
+          <w:sz w:val="32"/>
+          <w:szCs w:val="32"/>
+        </w:rPr>
+        <w:t>DBUser</w:t>
+      </w:r>
+      <w:proofErr w:type="spellEnd"/>
+      <w:r>
+        <w:rPr>
+          <w:b/>
+          <w:bCs/>
+          <w:sz w:val="32"/>
+          <w:szCs w:val="32"/>
+        </w:rPr>
+        <w:t>=</w:t>
+      </w:r>
+      <w:proofErr w:type="spellStart"/>
+      <w:r>
+        <w:rPr>
+          <w:b/>
+          <w:bCs/>
+          <w:sz w:val="32"/>
+          <w:szCs w:val="32"/>
+        </w:rPr>
+        <w:t>nagasai</w:t>
+      </w:r>
+      <w:r>
+        <w:rPr>
+          <w:b/>
+          <w:bCs/>
+          <w:sz w:val="32"/>
+          <w:szCs w:val="32"/>
+        </w:rPr>
+        <w:t>dbuser</w:t>
+      </w:r>
+      <w:proofErr w:type="spellEnd"/>
+    </w:p>
+    <w:p>
+      <w:pPr>
+        <w:rPr>
+          <w:b/>
+          <w:bCs/>
+          <w:sz w:val="32"/>
+          <w:szCs w:val="32"/>
+        </w:rPr>
+      </w:pPr>
+      <w:r>
+        <w:rPr>
+          <w:b/>
+          <w:bCs/>
+          <w:sz w:val="32"/>
+          <w:szCs w:val="32"/>
+        </w:rPr>
+        <w:lastRenderedPageBreak/>
+        <w:drawing>
+          <wp:inline distT="0" distB="0" distL="0" distR="0" wp14:anchorId="2F1BBEBC" wp14:editId="7C9ECE24">
+            <wp:extent cx="5731510" cy="1564640"/>
+            <wp:effectExtent l="0" t="0" r="2540" b="0"/>
+            <wp:docPr id="1709075971" name="Picture 1"/>
+            <wp:cNvGraphicFramePr>
+              <a:graphicFrameLocks xmlns:a="http://schemas.openxmlformats.org/drawingml/2006/main" noChangeAspect="1"/>
+            </wp:cNvGraphicFramePr>
+            <a:graphic xmlns:a="http://schemas.openxmlformats.org/drawingml/2006/main">
+              <a:graphicData uri="http://schemas.openxmlformats.org/drawingml/2006/picture">
+                <pic:pic xmlns:pic="http://schemas.openxmlformats.org/drawingml/2006/picture">
+                  <pic:nvPicPr>
+                    <pic:cNvPr id="1709075971" name=""/>
+                    <pic:cNvPicPr/>
+                  </pic:nvPicPr>
+                  <pic:blipFill>
+                    <a:blip r:embed="rId6"/>
+                    <a:stretch>
+                      <a:fillRect/>
+                    </a:stretch>
+                  </pic:blipFill>
+                  <pic:spPr>
+                    <a:xfrm>
+                      <a:off x="0" y="0"/>
+                      <a:ext cx="5731510" cy="1564640"/>
+                    </a:xfrm>
+                    <a:prstGeom prst="rect">
+                      <a:avLst/>
+                    </a:prstGeom>
+                  </pic:spPr>
+                </pic:pic>
+              </a:graphicData>
+            </a:graphic>
+          </wp:inline>
+        </w:drawing>
+      </w:r>
+    </w:p>
+    <w:p>
+      <w:pPr>
+        <w:rPr>
+          <w:b/>
+          <w:bCs/>
+          <w:sz w:val="32"/>
+          <w:szCs w:val="32"/>
+        </w:rPr>
+      </w:pPr>
+      <w:r>
+        <w:rPr>
+          <w:b/>
+          <w:bCs/>
+          <w:sz w:val="32"/>
+          <w:szCs w:val="32"/>
+        </w:rPr>
+        <w:drawing>
+          <wp:inline distT="0" distB="0" distL="0" distR="0" wp14:anchorId="494AFF09" wp14:editId="11E7B491">
+            <wp:extent cx="5731510" cy="1482090"/>
+            <wp:effectExtent l="0" t="0" r="2540" b="3810"/>
+            <wp:docPr id="1198568276" name="Picture 1"/>
+            <wp:cNvGraphicFramePr>
+              <a:graphicFrameLocks xmlns:a="http://schemas.openxmlformats.org/drawingml/2006/main" noChangeAspect="1"/>
+            </wp:cNvGraphicFramePr>
+            <a:graphic xmlns:a="http://schemas.openxmlformats.org/drawingml/2006/main">
+              <a:graphicData uri="http://schemas.openxmlformats.org/drawingml/2006/picture">
+                <pic:pic xmlns:pic="http://schemas.openxmlformats.org/drawingml/2006/picture">
+                  <pic:nvPicPr>
+                    <pic:cNvPr id="1198568276" name=""/>
+                    <pic:cNvPicPr/>
+                  </pic:nvPicPr>
+                  <pic:blipFill>
+                    <a:blip r:embed="rId7"/>
+                    <a:stretch>
+                      <a:fillRect/>
+                    </a:stretch>
+                  </pic:blipFill>
+                  <pic:spPr>
+                    <a:xfrm>
+                      <a:off x="0" y="0"/>
+                      <a:ext cx="5731510" cy="1482090"/>
+                    </a:xfrm>
+                    <a:prstGeom prst="rect">
+                      <a:avLst/>
+                    </a:prstGeom>
+                  </pic:spPr>
+                </pic:pic>
+              </a:graphicData>
+            </a:graphic>
+          </wp:inline>
+        </w:drawing>
+      </w:r>
+    </w:p>
+    <w:p>
+      <w:pPr>
+        <w:rPr>
+          <w:b/>
+          <w:bCs/>
+          <w:sz w:val="32"/>
+          <w:szCs w:val="32"/>
+        </w:rPr>
+      </w:pPr>
+    </w:p>
+    <w:p>
+      <w:pPr>
+        <w:rPr>
+          <w:b/>
+          <w:bCs/>
+          <w:sz w:val="32"/>
+          <w:szCs w:val="32"/>
+        </w:rPr>
+      </w:pPr>
+      <w:r>
+        <w:rPr>
+          <w:b/>
+          <w:bCs/>
+          <w:sz w:val="32"/>
+          <w:szCs w:val="32"/>
+        </w:rPr>
+        <w:t>echo "CREATE DATABASE ${</w:t>
+      </w:r>
+      <w:proofErr w:type="spellStart"/>
+      <w:r>
+        <w:rPr>
+          <w:b/>
+          <w:bCs/>
+          <w:sz w:val="32"/>
+          <w:szCs w:val="32"/>
+        </w:rPr>
+        <w:t>DBName</w:t>
+      </w:r>
+      <w:proofErr w:type="spellEnd"/>
+      <w:r>
+        <w:rPr>
+          <w:b/>
+          <w:bCs/>
+          <w:sz w:val="32"/>
+          <w:szCs w:val="32"/>
+        </w:rPr>
+        <w:t>};" &gt;&gt; /</w:t>
+      </w:r>
+      <w:proofErr w:type="spellStart"/>
+      <w:r>
+        <w:rPr>
+          <w:b/>
+          <w:bCs/>
+          <w:sz w:val="32"/>
+          <w:szCs w:val="32"/>
+        </w:rPr>
+        <w:t>tmp</w:t>
+      </w:r>
+      <w:proofErr w:type="spellEnd"/>
+      <w:r>
+        <w:rPr>
+          <w:b/>
+          <w:bCs/>
+          <w:sz w:val="32"/>
+          <w:szCs w:val="32"/>
+        </w:rPr>
+        <w:t>/</w:t>
+      </w:r>
+      <w:proofErr w:type="spellStart"/>
+      <w:r>
+        <w:rPr>
+          <w:b/>
+          <w:bCs/>
+          <w:sz w:val="32"/>
+          <w:szCs w:val="32"/>
+        </w:rPr>
+        <w:t>db.setupecho</w:t>
+      </w:r>
+      <w:proofErr w:type="spellEnd"/>
+      <w:r>
+        <w:rPr>
+          <w:b/>
+          <w:bCs/>
+          <w:sz w:val="32"/>
+          <w:szCs w:val="32"/>
+        </w:rPr>
+        <w:t xml:space="preserve"> "CREATE USER '${</w:t>
+      </w:r>
+      <w:proofErr w:type="spellStart"/>
+      <w:r>
+        <w:rPr>
+          <w:b/>
+          <w:bCs/>
+          <w:sz w:val="32"/>
+          <w:szCs w:val="32"/>
+        </w:rPr>
+        <w:t>DBUser</w:t>
+      </w:r>
+      <w:proofErr w:type="spellEnd"/>
+      <w:r>
+        <w:rPr>
+          <w:b/>
+          <w:bCs/>
+          <w:sz w:val="32"/>
+          <w:szCs w:val="32"/>
+        </w:rPr>
+        <w:t>}' IDENTIFIED BY '${</w:t>
+      </w:r>
+      <w:proofErr w:type="spellStart"/>
+      <w:r>
+        <w:rPr>
+          <w:b/>
+          <w:bCs/>
+          <w:sz w:val="32"/>
+          <w:szCs w:val="32"/>
+        </w:rPr>
+        <w:t>DBPassword</w:t>
+      </w:r>
+      <w:proofErr w:type="spellEnd"/>
+      <w:r>
+        <w:rPr>
+          <w:b/>
+          <w:bCs/>
+          <w:sz w:val="32"/>
+          <w:szCs w:val="32"/>
+        </w:rPr>
+        <w:t>}';" &gt;&gt; /</w:t>
+      </w:r>
+      <w:proofErr w:type="spellStart"/>
+      <w:r>
+        <w:rPr>
+          <w:b/>
+          <w:bCs/>
+          <w:sz w:val="32"/>
+          <w:szCs w:val="32"/>
+        </w:rPr>
+        <w:t>tmp</w:t>
+      </w:r>
+      <w:proofErr w:type="spellEnd"/>
+      <w:r>
+        <w:rPr>
+          <w:b/>
+          <w:bCs/>
+          <w:sz w:val="32"/>
+          <w:szCs w:val="32"/>
+        </w:rPr>
+        <w:t>/</w:t>
+      </w:r>
+      <w:proofErr w:type="spellStart"/>
+      <w:r>
+        <w:rPr>
+          <w:b/>
+          <w:bCs/>
+          <w:sz w:val="32"/>
+          <w:szCs w:val="32"/>
+        </w:rPr>
+        <w:t>db.setup</w:t>
+      </w:r>
+      <w:proofErr w:type="spellEnd"/>
+    </w:p>
+    <w:p>
+      <w:pPr>
+        <w:rPr>
+          <w:b/>
+          <w:bCs/>
+          <w:sz w:val="32"/>
+          <w:szCs w:val="32"/>
+        </w:rPr>
+      </w:pPr>
+      <w:r>
+        <w:rPr>
+          <w:b/>
+          <w:bCs/>
+          <w:sz w:val="32"/>
+          <w:szCs w:val="32"/>
+        </w:rPr>
+        <w:t xml:space="preserve">echo "GRANT ALL PRIVILEGES ON </w:t>
+      </w:r>
+      <w:proofErr w:type="gramStart"/>
+      <w:r>
+        <w:rPr>
+          <w:b/>
+          <w:bCs/>
+          <w:sz w:val="32"/>
+          <w:szCs w:val="32"/>
+        </w:rPr>
+        <w:t>*.*</w:t>
+      </w:r>
+      <w:proofErr w:type="gramEnd"/>
+      <w:r>
+        <w:rPr>
+          <w:b/>
+          <w:bCs/>
+          <w:sz w:val="32"/>
+          <w:szCs w:val="32"/>
+        </w:rPr>
+        <w:t xml:space="preserve"> TO '${</w:t>
+      </w:r>
+      <w:proofErr w:type="spellStart"/>
+      <w:r>
+        <w:rPr>
+          <w:b/>
+          <w:bCs/>
+          <w:sz w:val="32"/>
+          <w:szCs w:val="32"/>
+        </w:rPr>
+        <w:t>DBUser</w:t>
+      </w:r>
+      <w:proofErr w:type="spellEnd"/>
+      <w:r>
+        <w:rPr>
+          <w:b/>
+          <w:bCs/>
+          <w:sz w:val="32"/>
+          <w:szCs w:val="32"/>
+        </w:rPr>
+        <w:t>}'@'%';" &gt;&gt; /</w:t>
+      </w:r>
+      <w:proofErr w:type="spellStart"/>
+      <w:r>
+        <w:rPr>
+          <w:b/>
+          <w:bCs/>
+          <w:sz w:val="32"/>
+          <w:szCs w:val="32"/>
+        </w:rPr>
+        <w:t>tmp</w:t>
+      </w:r>
+      <w:proofErr w:type="spellEnd"/>
+      <w:r>
+        <w:rPr>
+          <w:b/>
+          <w:bCs/>
+          <w:sz w:val="32"/>
+          <w:szCs w:val="32"/>
+        </w:rPr>
+        <w:t>/</w:t>
+      </w:r>
+      <w:proofErr w:type="spellStart"/>
+      <w:r>
+        <w:rPr>
+          <w:b/>
+          <w:bCs/>
+          <w:sz w:val="32"/>
+          <w:szCs w:val="32"/>
+        </w:rPr>
+        <w:t>db.setup</w:t>
+      </w:r>
+      <w:proofErr w:type="spellEnd"/>
+    </w:p>
+    <w:p>
+      <w:pPr>
+        <w:rPr>
+          <w:b/>
+          <w:bCs/>
+          <w:sz w:val="32"/>
+          <w:szCs w:val="32"/>
+        </w:rPr>
+      </w:pPr>
+      <w:r>
+        <w:rPr>
+          <w:b/>
+          <w:bCs/>
+          <w:sz w:val="32"/>
+          <w:szCs w:val="32"/>
+        </w:rPr>
+        <w:t>echo "FLUSH PRIVILEGES;" &gt;&gt; /</w:t>
+      </w:r>
+      <w:proofErr w:type="spellStart"/>
+      <w:r>
+        <w:rPr>
+          <w:b/>
+          <w:bCs/>
+          <w:sz w:val="32"/>
+          <w:szCs w:val="32"/>
+        </w:rPr>
+        <w:t>tmp</w:t>
+      </w:r>
+      <w:proofErr w:type="spellEnd"/>
+      <w:r>
+        <w:rPr>
+          <w:b/>
+          <w:bCs/>
+          <w:sz w:val="32"/>
+          <w:szCs w:val="32"/>
+        </w:rPr>
+        <w:t>/</w:t>
+      </w:r>
+      <w:proofErr w:type="spellStart"/>
+      <w:r>
+        <w:rPr>
+          <w:b/>
+          <w:bCs/>
+          <w:sz w:val="32"/>
+          <w:szCs w:val="32"/>
+        </w:rPr>
+        <w:t>db.setup</w:t>
+      </w:r>
+      <w:proofErr w:type="spellEnd"/>
+    </w:p>
+    <w:p>
+      <w:pPr>
+        <w:rPr>
+          <w:b/>
+          <w:bCs/>
+          <w:sz w:val="32"/>
+          <w:szCs w:val="32"/>
+        </w:rPr>
+      </w:pPr>
+      <w:proofErr w:type="spellStart"/>
+      <w:r>
+        <w:rPr>
+          <w:b/>
+          <w:bCs/>
+          <w:sz w:val="32"/>
+          <w:szCs w:val="32"/>
+        </w:rPr>
+        <w:t>mysqladmin</w:t>
+      </w:r>
+      <w:proofErr w:type="spellEnd"/>
+      <w:r>
+        <w:rPr>
+          <w:b/>
+          <w:bCs/>
+          <w:sz w:val="32"/>
+          <w:szCs w:val="32"/>
+        </w:rPr>
+        <w:t xml:space="preserve"> -u root password "${</w:t>
+      </w:r>
+      <w:proofErr w:type="spellStart"/>
+      <w:r>
+        <w:rPr>
+          <w:b/>
+          <w:bCs/>
+          <w:sz w:val="32"/>
+          <w:szCs w:val="32"/>
+        </w:rPr>
+        <w:t>DBRootPassword</w:t>
+      </w:r>
+      <w:proofErr w:type="spellEnd"/>
+      <w:r>
+        <w:rPr>
+          <w:b/>
+          <w:bCs/>
+          <w:sz w:val="32"/>
+          <w:szCs w:val="32"/>
+        </w:rPr>
+        <w:t>}"</w:t>
+      </w:r>
+    </w:p>
+    <w:p>
+      <w:pPr>
+        <w:rPr>
+          <w:b/>
+          <w:bCs/>
+          <w:sz w:val="32"/>
+          <w:szCs w:val="32"/>
+        </w:rPr>
+      </w:pPr>
+      <w:proofErr w:type="spellStart"/>
+      <w:r>
+        <w:rPr>
+          <w:b/>
+          <w:bCs/>
+          <w:sz w:val="32"/>
+          <w:szCs w:val="32"/>
+        </w:rPr>
+        <w:t>mysql</w:t>
+      </w:r>
+      <w:proofErr w:type="spellEnd"/>
+      <w:r>
+        <w:rPr>
+          <w:b/>
+          <w:bCs/>
+          <w:sz w:val="32"/>
+          <w:szCs w:val="32"/>
+        </w:rPr>
+        <w:t xml:space="preserve"> -u root --password="${</w:t>
+      </w:r>
+      <w:proofErr w:type="spellStart"/>
+      <w:r>
+        <w:rPr>
+          <w:b/>
+          <w:bCs/>
+          <w:sz w:val="32"/>
+          <w:szCs w:val="32"/>
+        </w:rPr>
+        <w:t>DBRootPassword</w:t>
+      </w:r>
+      <w:proofErr w:type="spellEnd"/>
+      <w:r>
+        <w:rPr>
+          <w:b/>
+          <w:bCs/>
+          <w:sz w:val="32"/>
+          <w:szCs w:val="32"/>
+        </w:rPr>
+        <w:t>}" &lt; /</w:t>
+      </w:r>
+      <w:proofErr w:type="spellStart"/>
+      <w:r>
+        <w:rPr>
+          <w:b/>
+          <w:bCs/>
+          <w:sz w:val="32"/>
+          <w:szCs w:val="32"/>
+        </w:rPr>
+        <w:t>tmp</w:t>
+      </w:r>
+      <w:proofErr w:type="spellEnd"/>
+      <w:r>
+        <w:rPr>
+          <w:b/>
+          <w:bCs/>
+          <w:sz w:val="32"/>
+          <w:szCs w:val="32"/>
+        </w:rPr>
+        <w:t>/</w:t>
+      </w:r>
+      <w:proofErr w:type="spellStart"/>
+      <w:r>
+        <w:rPr>
+          <w:b/>
+          <w:bCs/>
+          <w:sz w:val="32"/>
+          <w:szCs w:val="32"/>
+        </w:rPr>
+        <w:t>db.setup</w:t>
+      </w:r>
+      <w:proofErr w:type="spellEnd"/>
+    </w:p>
+    <w:p>
+      <w:pPr>
+        <w:rPr>
+          <w:b/>
+          <w:bCs/>
+          <w:sz w:val="32"/>
+          <w:szCs w:val="32"/>
+        </w:rPr>
+      </w:pPr>
+      <w:r>
+        <w:rPr>
+          <w:b/>
+          <w:bCs/>
+          <w:sz w:val="32"/>
+          <w:szCs w:val="32"/>
+        </w:rPr>
+        <w:t>rm /</w:t>
+      </w:r>
+      <w:proofErr w:type="spellStart"/>
+      <w:r>
+        <w:rPr>
+          <w:b/>
+          <w:bCs/>
+          <w:sz w:val="32"/>
+          <w:szCs w:val="32"/>
+        </w:rPr>
+        <w:t>tmp</w:t>
+      </w:r>
+      <w:proofErr w:type="spellEnd"/>
+      <w:r>
+        <w:rPr>
+          <w:b/>
+          <w:bCs/>
+          <w:sz w:val="32"/>
+          <w:szCs w:val="32"/>
+        </w:rPr>
+        <w:t>/</w:t>
+      </w:r>
+      <w:proofErr w:type="spellStart"/>
+      <w:r>
+        <w:rPr>
+          <w:b/>
+          <w:bCs/>
+          <w:sz w:val="32"/>
+          <w:szCs w:val="32"/>
+        </w:rPr>
+        <w:t>db.setup</w:t>
+      </w:r>
+      <w:proofErr w:type="spellEnd"/>
+    </w:p>
+    <w:p>
+      <w:pPr>
+        <w:rPr>
+          <w:b/>
+          <w:bCs/>
+          <w:sz w:val="32"/>
+          <w:szCs w:val="32"/>
+        </w:rPr>
+      </w:pPr>
+    </w:p>
+    <w:p>
+      <w:pPr>
+        <w:rPr>
+          <w:b/>
+          <w:bCs/>
+          <w:sz w:val="32"/>
+          <w:szCs w:val="32"/>
+        </w:rPr>
+      </w:pPr>
+      <w:proofErr w:type="spellStart"/>
+      <w:r>
+        <w:rPr>
+          <w:b/>
+          <w:bCs/>
+          <w:sz w:val="32"/>
+          <w:szCs w:val="32"/>
+        </w:rPr>
+        <w:t>mysql</w:t>
+      </w:r>
+      <w:proofErr w:type="spellEnd"/>
+      <w:r>
+        <w:rPr>
+          <w:b/>
+          <w:bCs/>
+          <w:sz w:val="32"/>
+          <w:szCs w:val="32"/>
+        </w:rPr>
+        <w:t xml:space="preserve"> -u root --password="${</w:t>
+      </w:r>
+      <w:proofErr w:type="spellStart"/>
+      <w:r>
+        <w:rPr>
+          <w:b/>
+          <w:bCs/>
+          <w:sz w:val="32"/>
+          <w:szCs w:val="32"/>
+        </w:rPr>
+        <w:t>DBRootPassword</w:t>
+      </w:r>
+      <w:proofErr w:type="spellEnd"/>
+      <w:r>
+        <w:rPr>
+          <w:b/>
+          <w:bCs/>
+          <w:sz w:val="32"/>
+          <w:szCs w:val="32"/>
+        </w:rPr>
+        <w:t>}"</w:t>
+      </w:r>
+    </w:p>
+    <w:p>
+      <w:pPr>
+        <w:rPr>
+          <w:b/>
+          <w:bCs/>
+          <w:sz w:val="32"/>
+          <w:szCs w:val="32"/>
+        </w:rPr>
+      </w:pPr>
+      <w:r>
+        <w:rPr>
+          <w:b/>
+          <w:bCs/>
+          <w:sz w:val="32"/>
+          <w:szCs w:val="32"/>
+        </w:rPr>
+        <w:lastRenderedPageBreak/>
+        <w:drawing>
+          <wp:inline distT="0" distB="0" distL="0" distR="0" wp14:anchorId="503CE19E" wp14:editId="307A3A40">
+            <wp:extent cx="5731510" cy="1938020"/>
+            <wp:effectExtent l="0" t="0" r="2540" b="5080"/>
+            <wp:docPr id="522585578" name="Picture 1"/>
+            <wp:cNvGraphicFramePr>
+              <a:graphicFrameLocks xmlns:a="http://schemas.openxmlformats.org/drawingml/2006/main" noChangeAspect="1"/>
+            </wp:cNvGraphicFramePr>
+            <a:graphic xmlns:a="http://schemas.openxmlformats.org/drawingml/2006/main">
+              <a:graphicData uri="http://schemas.openxmlformats.org/drawingml/2006/picture">
+                <pic:pic xmlns:pic="http://schemas.openxmlformats.org/drawingml/2006/picture">
+                  <pic:nvPicPr>
+                    <pic:cNvPr id="522585578" name=""/>
+                    <pic:cNvPicPr/>
+                  </pic:nvPicPr>
+                  <pic:blipFill>
+                    <a:blip r:embed="rId8"/>
+                    <a:stretch>
+                      <a:fillRect/>
+                    </a:stretch>
+                  </pic:blipFill>
+                  <pic:spPr>
+                    <a:xfrm>
+                      <a:off x="0" y="0"/>
+                      <a:ext cx="5731510" cy="1938020"/>
+                    </a:xfrm>
+                    <a:prstGeom prst="rect">
+                      <a:avLst/>
+                    </a:prstGeom>
+                  </pic:spPr>
+                </pic:pic>
+              </a:graphicData>
+            </a:graphic>
+          </wp:inline>
+        </w:drawing>
+      </w:r>
+    </w:p>
+    <w:p>
+      <w:pPr>
+        <w:rPr>
+          <w:b/>
+          <w:bCs/>
+          <w:sz w:val="32"/>
+          <w:szCs w:val="32"/>
+        </w:rPr>
+      </w:pPr>
+      <w:r>
+        <w:rPr>
+          <w:b/>
+          <w:bCs/>
+          <w:sz w:val="32"/>
+          <w:szCs w:val="32"/>
+        </w:rPr>
+        <w:t xml:space="preserve">USE </w:t>
+      </w:r>
+      <w:proofErr w:type="spellStart"/>
+      <w:r>
+        <w:rPr>
+          <w:b/>
+          <w:bCs/>
+          <w:sz w:val="32"/>
+          <w:szCs w:val="32"/>
+        </w:rPr>
+        <w:t>nagasaidb</w:t>
+      </w:r>
+      <w:proofErr w:type="spellEnd"/>
+      <w:r>
+        <w:rPr>
+          <w:b/>
+          <w:bCs/>
+          <w:sz w:val="32"/>
+          <w:szCs w:val="32"/>
+        </w:rPr>
+        <w:t>;</w:t>
+      </w:r>
+    </w:p>
+    <w:p>
+      <w:pPr>
+        <w:rPr>
+          <w:b/>
+          <w:bCs/>
+          <w:sz w:val="32"/>
+          <w:szCs w:val="32"/>
+        </w:rPr>
+      </w:pPr>
+      <w:r>
+        <w:rPr>
+          <w:b/>
+          <w:bCs/>
+          <w:sz w:val="32"/>
+          <w:szCs w:val="32"/>
+        </w:rPr>
+        <w:drawing>
+          <wp:inline distT="0" distB="0" distL="0" distR="0" wp14:anchorId="364D1972" wp14:editId="3D109D42">
+            <wp:extent cx="5731510" cy="2164080"/>
+            <wp:effectExtent l="0" t="0" r="2540" b="7620"/>
+            <wp:docPr id="1282323717" name="Picture 1"/>
+            <wp:cNvGraphicFramePr>
+              <a:graphicFrameLocks xmlns:a="http://schemas.openxmlformats.org/drawingml/2006/main" noChangeAspect="1"/>
+            </wp:cNvGraphicFramePr>
+            <a:graphic xmlns:a="http://schemas.openxmlformats.org/drawingml/2006/main">
+              <a:graphicData uri="http://schemas.openxmlformats.org/drawingml/2006/picture">
+                <pic:pic xmlns:pic="http://schemas.openxmlformats.org/drawingml/2006/picture">
+                  <pic:nvPicPr>
+                    <pic:cNvPr id="1282323717" name=""/>
+                    <pic:cNvPicPr/>
+                  </pic:nvPicPr>
+                  <pic:blipFill>
+                    <a:blip r:embed="rId9"/>
+                    <a:stretch>
+                      <a:fillRect/>
+                    </a:stretch>
+                  </pic:blipFill>
+                  <pic:spPr>
+                    <a:xfrm>
+                      <a:off x="0" y="0"/>
+                      <a:ext cx="5731510" cy="2164080"/>
+                    </a:xfrm>
+                    <a:prstGeom prst="rect">
+                      <a:avLst/>
+                    </a:prstGeom>
+                  </pic:spPr>
+                </pic:pic>
+              </a:graphicData>
+            </a:graphic>
+          </wp:inline>
+        </w:drawing>
+      </w:r>
+    </w:p>
+    <w:p>
+      <w:pPr>
+        <w:rPr>
+          <w:b/>
+          <w:bCs/>
+          <w:sz w:val="32"/>
+          <w:szCs w:val="32"/>
+        </w:rPr>
+      </w:pPr>
+    </w:p>
+    <w:p>
+      <w:pPr>
+        <w:rPr>
+          <w:b/>
+          <w:bCs/>
+          <w:sz w:val="32"/>
+          <w:szCs w:val="32"/>
+        </w:rPr>
+      </w:pPr>
+      <w:r>
+        <w:rPr>
+          <w:b/>
+          <w:bCs/>
+          <w:sz w:val="32"/>
+          <w:szCs w:val="32"/>
+        </w:rPr>
+        <w:t>3.</w:t>
+      </w:r>
       <w:r>
         <w:rPr>
           <w:b/>
@@ -116,6 +1433,398 @@
           <w:szCs w:val="32"/>
         </w:rPr>
       </w:pPr>
+    </w:p>
+    <w:p>
+      <w:pPr>
+        <w:rPr>
+          <w:b/>
+          <w:bCs/>
+          <w:sz w:val="32"/>
+          <w:szCs w:val="32"/>
+        </w:rPr>
+      </w:pPr>
+      <w:r>
+        <w:rPr>
+          <w:b/>
+          <w:bCs/>
+          <w:sz w:val="32"/>
+          <w:szCs w:val="32"/>
+        </w:rPr>
+        <w:drawing>
+          <wp:inline distT="0" distB="0" distL="0" distR="0" wp14:anchorId="1C7B4A94" wp14:editId="51212CD1">
+            <wp:extent cx="5731510" cy="2887345"/>
+            <wp:effectExtent l="0" t="0" r="2540" b="8255"/>
+            <wp:docPr id="297455908" name="Picture 1"/>
+            <wp:cNvGraphicFramePr>
+              <a:graphicFrameLocks xmlns:a="http://schemas.openxmlformats.org/drawingml/2006/main" noChangeAspect="1"/>
+            </wp:cNvGraphicFramePr>
+            <a:graphic xmlns:a="http://schemas.openxmlformats.org/drawingml/2006/main">
+              <a:graphicData uri="http://schemas.openxmlformats.org/drawingml/2006/picture">
+                <pic:pic xmlns:pic="http://schemas.openxmlformats.org/drawingml/2006/picture">
+                  <pic:nvPicPr>
+                    <pic:cNvPr id="297455908" name=""/>
+                    <pic:cNvPicPr/>
+                  </pic:nvPicPr>
+                  <pic:blipFill>
+                    <a:blip r:embed="rId10"/>
+                    <a:stretch>
+                      <a:fillRect/>
+                    </a:stretch>
+                  </pic:blipFill>
+                  <pic:spPr>
+                    <a:xfrm>
+                      <a:off x="0" y="0"/>
+                      <a:ext cx="5731510" cy="2887345"/>
+                    </a:xfrm>
+                    <a:prstGeom prst="rect">
+                      <a:avLst/>
+                    </a:prstGeom>
+                  </pic:spPr>
+                </pic:pic>
+              </a:graphicData>
+            </a:graphic>
+          </wp:inline>
+        </w:drawing>
+      </w:r>
+    </w:p>
+    <w:p>
+      <w:pPr>
+        <w:rPr>
+          <w:b/>
+          <w:bCs/>
+          <w:sz w:val="32"/>
+          <w:szCs w:val="32"/>
+        </w:rPr>
+      </w:pPr>
+      <w:r>
+        <w:rPr>
+          <w:b/>
+          <w:bCs/>
+          <w:sz w:val="32"/>
+          <w:szCs w:val="32"/>
+        </w:rPr>
+        <w:lastRenderedPageBreak/>
+        <w:t xml:space="preserve">Take backup using </w:t>
+      </w:r>
+      <w:proofErr w:type="spellStart"/>
+      <w:r>
+        <w:rPr>
+          <w:b/>
+          <w:bCs/>
+          <w:sz w:val="32"/>
+          <w:szCs w:val="32"/>
+        </w:rPr>
+        <w:t>mysqldump</w:t>
+      </w:r>
+      <w:proofErr w:type="spellEnd"/>
+      <w:r>
+        <w:rPr>
+          <w:b/>
+          <w:bCs/>
+          <w:sz w:val="32"/>
+          <w:szCs w:val="32"/>
+        </w:rPr>
+        <w:t>:</w:t>
+      </w:r>
+    </w:p>
+    <w:p>
+      <w:pPr>
+        <w:rPr>
+          <w:b/>
+          <w:bCs/>
+          <w:sz w:val="32"/>
+          <w:szCs w:val="32"/>
+        </w:rPr>
+      </w:pPr>
+      <w:proofErr w:type="spellStart"/>
+      <w:r>
+        <w:rPr>
+          <w:b/>
+          <w:bCs/>
+          <w:sz w:val="32"/>
+          <w:szCs w:val="32"/>
+        </w:rPr>
+        <w:t>mysqldump</w:t>
+      </w:r>
+      <w:proofErr w:type="spellEnd"/>
+      <w:r>
+        <w:rPr>
+          <w:b/>
+          <w:bCs/>
+          <w:sz w:val="32"/>
+          <w:szCs w:val="32"/>
+        </w:rPr>
+        <w:t xml:space="preserve"> -u root -p${</w:t>
+      </w:r>
+      <w:proofErr w:type="spellStart"/>
+      <w:r>
+        <w:rPr>
+          <w:b/>
+          <w:bCs/>
+          <w:sz w:val="32"/>
+          <w:szCs w:val="32"/>
+        </w:rPr>
+        <w:t>DBRootPassword</w:t>
+      </w:r>
+      <w:proofErr w:type="spellEnd"/>
+      <w:r>
+        <w:rPr>
+          <w:b/>
+          <w:bCs/>
+          <w:sz w:val="32"/>
+          <w:szCs w:val="32"/>
+        </w:rPr>
+        <w:t>} ${</w:t>
+      </w:r>
+      <w:proofErr w:type="spellStart"/>
+      <w:r>
+        <w:rPr>
+          <w:b/>
+          <w:bCs/>
+          <w:sz w:val="32"/>
+          <w:szCs w:val="32"/>
+        </w:rPr>
+        <w:t>DBName</w:t>
+      </w:r>
+      <w:proofErr w:type="spellEnd"/>
+      <w:r>
+        <w:rPr>
+          <w:b/>
+          <w:bCs/>
+          <w:sz w:val="32"/>
+          <w:szCs w:val="32"/>
+        </w:rPr>
+        <w:t>} &gt; /home/ec2-user/${</w:t>
+      </w:r>
+      <w:proofErr w:type="spellStart"/>
+      <w:r>
+        <w:rPr>
+          <w:b/>
+          <w:bCs/>
+          <w:sz w:val="32"/>
+          <w:szCs w:val="32"/>
+        </w:rPr>
+        <w:t>DBName</w:t>
+      </w:r>
+      <w:proofErr w:type="spellEnd"/>
+      <w:r>
+        <w:rPr>
+          <w:b/>
+          <w:bCs/>
+          <w:sz w:val="32"/>
+          <w:szCs w:val="32"/>
+        </w:rPr>
+        <w:t>}_</w:t>
+      </w:r>
+      <w:proofErr w:type="spellStart"/>
+      <w:r>
+        <w:rPr>
+          <w:b/>
+          <w:bCs/>
+          <w:sz w:val="32"/>
+          <w:szCs w:val="32"/>
+        </w:rPr>
+        <w:t>backup.sql</w:t>
+      </w:r>
+      <w:proofErr w:type="spellEnd"/>
+    </w:p>
+    <w:p>
+      <w:pPr>
+        <w:rPr>
+          <w:b/>
+          <w:bCs/>
+          <w:sz w:val="32"/>
+          <w:szCs w:val="32"/>
+        </w:rPr>
+      </w:pPr>
+      <w:r>
+        <w:rPr>
+          <w:b/>
+          <w:bCs/>
+          <w:sz w:val="32"/>
+          <w:szCs w:val="32"/>
+        </w:rPr>
+        <w:t xml:space="preserve">check the backup </w:t>
+      </w:r>
+      <w:proofErr w:type="gramStart"/>
+      <w:r>
+        <w:rPr>
+          <w:b/>
+          <w:bCs/>
+          <w:sz w:val="32"/>
+          <w:szCs w:val="32"/>
+        </w:rPr>
+        <w:t>file :</w:t>
+      </w:r>
+      <w:proofErr w:type="gramEnd"/>
+      <w:r>
+        <w:t xml:space="preserve"> </w:t>
+      </w:r>
+      <w:r>
+        <w:rPr>
+          <w:b/>
+          <w:bCs/>
+          <w:sz w:val="32"/>
+          <w:szCs w:val="32"/>
+        </w:rPr>
+        <w:t>ls -</w:t>
+      </w:r>
+      <w:proofErr w:type="spellStart"/>
+      <w:r>
+        <w:rPr>
+          <w:b/>
+          <w:bCs/>
+          <w:sz w:val="32"/>
+          <w:szCs w:val="32"/>
+        </w:rPr>
+        <w:t>lh</w:t>
+      </w:r>
+      <w:proofErr w:type="spellEnd"/>
+      <w:r>
+        <w:rPr>
+          <w:b/>
+          <w:bCs/>
+          <w:sz w:val="32"/>
+          <w:szCs w:val="32"/>
+        </w:rPr>
+        <w:t xml:space="preserve"> /home/ec2-user/</w:t>
+      </w:r>
+      <w:proofErr w:type="spellStart"/>
+      <w:r>
+        <w:rPr>
+          <w:b/>
+          <w:bCs/>
+          <w:sz w:val="32"/>
+          <w:szCs w:val="32"/>
+        </w:rPr>
+        <w:t>nagasaidb_backup.sql</w:t>
+      </w:r>
+      <w:proofErr w:type="spellEnd"/>
+    </w:p>
+    <w:p>
+      <w:pPr>
+        <w:rPr>
+          <w:b/>
+          <w:bCs/>
+          <w:sz w:val="32"/>
+          <w:szCs w:val="32"/>
+        </w:rPr>
+      </w:pPr>
+      <w:r>
+        <w:rPr>
+          <w:b/>
+          <w:bCs/>
+          <w:sz w:val="32"/>
+          <w:szCs w:val="32"/>
+        </w:rPr>
+        <w:t xml:space="preserve">preview the </w:t>
+      </w:r>
+      <w:proofErr w:type="gramStart"/>
+      <w:r>
+        <w:rPr>
+          <w:b/>
+          <w:bCs/>
+          <w:sz w:val="32"/>
+          <w:szCs w:val="32"/>
+        </w:rPr>
+        <w:t>file :</w:t>
+      </w:r>
+      <w:proofErr w:type="gramEnd"/>
+      <w:r>
+        <w:t xml:space="preserve"> </w:t>
+      </w:r>
+      <w:r>
+        <w:rPr>
+          <w:b/>
+          <w:bCs/>
+          <w:sz w:val="32"/>
+          <w:szCs w:val="32"/>
+        </w:rPr>
+        <w:t>head /home/ec2-user/</w:t>
+      </w:r>
+      <w:proofErr w:type="spellStart"/>
+      <w:r>
+        <w:rPr>
+          <w:b/>
+          <w:bCs/>
+          <w:sz w:val="32"/>
+          <w:szCs w:val="32"/>
+        </w:rPr>
+        <w:t>nagasaidb_backup.sql</w:t>
+      </w:r>
+      <w:proofErr w:type="spellEnd"/>
+    </w:p>
+    <w:p>
+      <w:pPr>
+        <w:rPr>
+          <w:b/>
+          <w:bCs/>
+          <w:sz w:val="32"/>
+          <w:szCs w:val="32"/>
+        </w:rPr>
+      </w:pPr>
+      <w:r>
+        <w:rPr>
+          <w:b/>
+          <w:bCs/>
+          <w:sz w:val="32"/>
+          <w:szCs w:val="32"/>
+        </w:rPr>
+        <w:drawing>
+          <wp:inline distT="0" distB="0" distL="0" distR="0" wp14:anchorId="0D1F15EC" wp14:editId="2E0665D7">
+            <wp:extent cx="5731510" cy="1729740"/>
+            <wp:effectExtent l="0" t="0" r="2540" b="3810"/>
+            <wp:docPr id="203912454" name="Picture 1"/>
+            <wp:cNvGraphicFramePr>
+              <a:graphicFrameLocks xmlns:a="http://schemas.openxmlformats.org/drawingml/2006/main" noChangeAspect="1"/>
+            </wp:cNvGraphicFramePr>
+            <a:graphic xmlns:a="http://schemas.openxmlformats.org/drawingml/2006/main">
+              <a:graphicData uri="http://schemas.openxmlformats.org/drawingml/2006/picture">
+                <pic:pic xmlns:pic="http://schemas.openxmlformats.org/drawingml/2006/picture">
+                  <pic:nvPicPr>
+                    <pic:cNvPr id="203912454" name=""/>
+                    <pic:cNvPicPr/>
+                  </pic:nvPicPr>
+                  <pic:blipFill>
+                    <a:blip r:embed="rId11"/>
+                    <a:stretch>
+                      <a:fillRect/>
+                    </a:stretch>
+                  </pic:blipFill>
+                  <pic:spPr>
+                    <a:xfrm>
+                      <a:off x="0" y="0"/>
+                      <a:ext cx="5731510" cy="1729740"/>
+                    </a:xfrm>
+                    <a:prstGeom prst="rect">
+                      <a:avLst/>
+                    </a:prstGeom>
+                  </pic:spPr>
+                </pic:pic>
+              </a:graphicData>
+            </a:graphic>
+          </wp:inline>
+        </w:drawing>
+      </w:r>
+    </w:p>
+    <w:p>
+      <w:pPr>
+        <w:rPr>
+          <w:b/>
+          <w:bCs/>
+          <w:sz w:val="32"/>
+          <w:szCs w:val="32"/>
+        </w:rPr>
+      </w:pPr>
+      <w:r>
+        <w:rPr>
+          <w:b/>
+          <w:bCs/>
+          <w:sz w:val="32"/>
+          <w:szCs w:val="32"/>
+        </w:rPr>
+        <w:t>4.</w:t>
+      </w:r>
       <w:r>
         <w:rPr>
           <w:b/>
@@ -142,6 +1851,388 @@
           <w:sz w:val="32"/>
           <w:szCs w:val="32"/>
         </w:rPr>
+        <w:drawing>
+          <wp:inline distT="0" distB="0" distL="0" distR="0" wp14:anchorId="4BF247C1" wp14:editId="6CC9CD6A">
+            <wp:extent cx="5731510" cy="1253490"/>
+            <wp:effectExtent l="0" t="0" r="2540" b="3810"/>
+            <wp:docPr id="1465277617" name="Picture 1"/>
+            <wp:cNvGraphicFramePr>
+              <a:graphicFrameLocks xmlns:a="http://schemas.openxmlformats.org/drawingml/2006/main" noChangeAspect="1"/>
+            </wp:cNvGraphicFramePr>
+            <a:graphic xmlns:a="http://schemas.openxmlformats.org/drawingml/2006/main">
+              <a:graphicData uri="http://schemas.openxmlformats.org/drawingml/2006/picture">
+                <pic:pic xmlns:pic="http://schemas.openxmlformats.org/drawingml/2006/picture">
+                  <pic:nvPicPr>
+                    <pic:cNvPr id="1465277617" name=""/>
+                    <pic:cNvPicPr/>
+                  </pic:nvPicPr>
+                  <pic:blipFill>
+                    <a:blip r:embed="rId12"/>
+                    <a:stretch>
+                      <a:fillRect/>
+                    </a:stretch>
+                  </pic:blipFill>
+                  <pic:spPr>
+                    <a:xfrm>
+                      <a:off x="0" y="0"/>
+                      <a:ext cx="5731510" cy="1253490"/>
+                    </a:xfrm>
+                    <a:prstGeom prst="rect">
+                      <a:avLst/>
+                    </a:prstGeom>
+                  </pic:spPr>
+                </pic:pic>
+              </a:graphicData>
+            </a:graphic>
+          </wp:inline>
+        </w:drawing>
+      </w:r>
+    </w:p>
+    <w:p>
+      <w:pPr>
+        <w:rPr>
+          <w:b/>
+          <w:bCs/>
+          <w:sz w:val="32"/>
+          <w:szCs w:val="32"/>
+        </w:rPr>
+      </w:pPr>
+      <w:r>
+        <w:rPr>
+          <w:b/>
+          <w:bCs/>
+          <w:sz w:val="32"/>
+          <w:szCs w:val="32"/>
+        </w:rPr>
+        <w:drawing>
+          <wp:inline distT="0" distB="0" distL="0" distR="0" wp14:anchorId="253A4E04" wp14:editId="661D7B71">
+            <wp:extent cx="5731510" cy="2382520"/>
+            <wp:effectExtent l="0" t="0" r="2540" b="0"/>
+            <wp:docPr id="184273068" name="Picture 1"/>
+            <wp:cNvGraphicFramePr>
+              <a:graphicFrameLocks xmlns:a="http://schemas.openxmlformats.org/drawingml/2006/main" noChangeAspect="1"/>
+            </wp:cNvGraphicFramePr>
+            <a:graphic xmlns:a="http://schemas.openxmlformats.org/drawingml/2006/main">
+              <a:graphicData uri="http://schemas.openxmlformats.org/drawingml/2006/picture">
+                <pic:pic xmlns:pic="http://schemas.openxmlformats.org/drawingml/2006/picture">
+                  <pic:nvPicPr>
+                    <pic:cNvPr id="184273068" name=""/>
+                    <pic:cNvPicPr/>
+                  </pic:nvPicPr>
+                  <pic:blipFill>
+                    <a:blip r:embed="rId13"/>
+                    <a:stretch>
+                      <a:fillRect/>
+                    </a:stretch>
+                  </pic:blipFill>
+                  <pic:spPr>
+                    <a:xfrm>
+                      <a:off x="0" y="0"/>
+                      <a:ext cx="5731510" cy="2382520"/>
+                    </a:xfrm>
+                    <a:prstGeom prst="rect">
+                      <a:avLst/>
+                    </a:prstGeom>
+                  </pic:spPr>
+                </pic:pic>
+              </a:graphicData>
+            </a:graphic>
+          </wp:inline>
+        </w:drawing>
+      </w:r>
+    </w:p>
+    <w:p>
+      <w:pPr>
+        <w:rPr>
+          <w:b/>
+          <w:bCs/>
+          <w:sz w:val="32"/>
+          <w:szCs w:val="32"/>
+        </w:rPr>
+      </w:pPr>
+      <w:r>
+        <w:rPr>
+          <w:b/>
+          <w:bCs/>
+          <w:sz w:val="32"/>
+          <w:szCs w:val="32"/>
+        </w:rPr>
+        <w:lastRenderedPageBreak/>
+        <w:drawing>
+          <wp:inline distT="0" distB="0" distL="0" distR="0" wp14:anchorId="10E23F90" wp14:editId="151FAC7E">
+            <wp:extent cx="5731510" cy="2800350"/>
+            <wp:effectExtent l="0" t="0" r="2540" b="0"/>
+            <wp:docPr id="1990812800" name="Picture 1"/>
+            <wp:cNvGraphicFramePr>
+              <a:graphicFrameLocks xmlns:a="http://schemas.openxmlformats.org/drawingml/2006/main" noChangeAspect="1"/>
+            </wp:cNvGraphicFramePr>
+            <a:graphic xmlns:a="http://schemas.openxmlformats.org/drawingml/2006/main">
+              <a:graphicData uri="http://schemas.openxmlformats.org/drawingml/2006/picture">
+                <pic:pic xmlns:pic="http://schemas.openxmlformats.org/drawingml/2006/picture">
+                  <pic:nvPicPr>
+                    <pic:cNvPr id="1990812800" name=""/>
+                    <pic:cNvPicPr/>
+                  </pic:nvPicPr>
+                  <pic:blipFill>
+                    <a:blip r:embed="rId14"/>
+                    <a:stretch>
+                      <a:fillRect/>
+                    </a:stretch>
+                  </pic:blipFill>
+                  <pic:spPr>
+                    <a:xfrm>
+                      <a:off x="0" y="0"/>
+                      <a:ext cx="5731510" cy="2800350"/>
+                    </a:xfrm>
+                    <a:prstGeom prst="rect">
+                      <a:avLst/>
+                    </a:prstGeom>
+                  </pic:spPr>
+                </pic:pic>
+              </a:graphicData>
+            </a:graphic>
+          </wp:inline>
+        </w:drawing>
+      </w:r>
+    </w:p>
+    <w:p>
+      <w:pPr>
+        <w:rPr>
+          <w:b/>
+          <w:bCs/>
+          <w:sz w:val="32"/>
+          <w:szCs w:val="32"/>
+        </w:rPr>
+      </w:pPr>
+      <w:r>
+        <w:rPr>
+          <w:b/>
+          <w:bCs/>
+          <w:sz w:val="32"/>
+          <w:szCs w:val="32"/>
+        </w:rPr>
+        <w:drawing>
+          <wp:inline distT="0" distB="0" distL="0" distR="0" wp14:anchorId="122FA018" wp14:editId="5C755A3E">
+            <wp:extent cx="5731510" cy="2947670"/>
+            <wp:effectExtent l="0" t="0" r="2540" b="5080"/>
+            <wp:docPr id="100019398" name="Picture 1"/>
+            <wp:cNvGraphicFramePr>
+              <a:graphicFrameLocks xmlns:a="http://schemas.openxmlformats.org/drawingml/2006/main" noChangeAspect="1"/>
+            </wp:cNvGraphicFramePr>
+            <a:graphic xmlns:a="http://schemas.openxmlformats.org/drawingml/2006/main">
+              <a:graphicData uri="http://schemas.openxmlformats.org/drawingml/2006/picture">
+                <pic:pic xmlns:pic="http://schemas.openxmlformats.org/drawingml/2006/picture">
+                  <pic:nvPicPr>
+                    <pic:cNvPr id="100019398" name=""/>
+                    <pic:cNvPicPr/>
+                  </pic:nvPicPr>
+                  <pic:blipFill>
+                    <a:blip r:embed="rId15"/>
+                    <a:stretch>
+                      <a:fillRect/>
+                    </a:stretch>
+                  </pic:blipFill>
+                  <pic:spPr>
+                    <a:xfrm>
+                      <a:off x="0" y="0"/>
+                      <a:ext cx="5731510" cy="2947670"/>
+                    </a:xfrm>
+                    <a:prstGeom prst="rect">
+                      <a:avLst/>
+                    </a:prstGeom>
+                  </pic:spPr>
+                </pic:pic>
+              </a:graphicData>
+            </a:graphic>
+          </wp:inline>
+        </w:drawing>
+      </w:r>
+    </w:p>
+    <w:p>
+      <w:pPr>
+        <w:rPr>
+          <w:b/>
+          <w:bCs/>
+          <w:sz w:val="32"/>
+          <w:szCs w:val="32"/>
+        </w:rPr>
+      </w:pPr>
+      <w:r>
+        <w:rPr>
+          <w:b/>
+          <w:bCs/>
+          <w:sz w:val="32"/>
+          <w:szCs w:val="32"/>
+        </w:rPr>
+        <w:lastRenderedPageBreak/>
+        <w:drawing>
+          <wp:inline distT="0" distB="0" distL="0" distR="0" wp14:anchorId="166B462C" wp14:editId="599DFA6F">
+            <wp:extent cx="5731510" cy="3163570"/>
+            <wp:effectExtent l="0" t="0" r="2540" b="0"/>
+            <wp:docPr id="751121364" name="Picture 1"/>
+            <wp:cNvGraphicFramePr>
+              <a:graphicFrameLocks xmlns:a="http://schemas.openxmlformats.org/drawingml/2006/main" noChangeAspect="1"/>
+            </wp:cNvGraphicFramePr>
+            <a:graphic xmlns:a="http://schemas.openxmlformats.org/drawingml/2006/main">
+              <a:graphicData uri="http://schemas.openxmlformats.org/drawingml/2006/picture">
+                <pic:pic xmlns:pic="http://schemas.openxmlformats.org/drawingml/2006/picture">
+                  <pic:nvPicPr>
+                    <pic:cNvPr id="751121364" name=""/>
+                    <pic:cNvPicPr/>
+                  </pic:nvPicPr>
+                  <pic:blipFill>
+                    <a:blip r:embed="rId16"/>
+                    <a:stretch>
+                      <a:fillRect/>
+                    </a:stretch>
+                  </pic:blipFill>
+                  <pic:spPr>
+                    <a:xfrm>
+                      <a:off x="0" y="0"/>
+                      <a:ext cx="5731510" cy="3163570"/>
+                    </a:xfrm>
+                    <a:prstGeom prst="rect">
+                      <a:avLst/>
+                    </a:prstGeom>
+                  </pic:spPr>
+                </pic:pic>
+              </a:graphicData>
+            </a:graphic>
+          </wp:inline>
+        </w:drawing>
+      </w:r>
+    </w:p>
+    <w:p>
+      <w:pPr>
+        <w:rPr>
+          <w:b/>
+          <w:bCs/>
+          <w:sz w:val="32"/>
+          <w:szCs w:val="32"/>
+        </w:rPr>
+      </w:pPr>
+      <w:r>
+        <w:rPr>
+          <w:b/>
+          <w:bCs/>
+          <w:sz w:val="32"/>
+          <w:szCs w:val="32"/>
+        </w:rPr>
+        <w:drawing>
+          <wp:inline distT="0" distB="0" distL="0" distR="0" wp14:anchorId="7E1CFA2C" wp14:editId="54B7AB50">
+            <wp:extent cx="5731510" cy="1376680"/>
+            <wp:effectExtent l="0" t="0" r="2540" b="0"/>
+            <wp:docPr id="19184331" name="Picture 1"/>
+            <wp:cNvGraphicFramePr>
+              <a:graphicFrameLocks xmlns:a="http://schemas.openxmlformats.org/drawingml/2006/main" noChangeAspect="1"/>
+            </wp:cNvGraphicFramePr>
+            <a:graphic xmlns:a="http://schemas.openxmlformats.org/drawingml/2006/main">
+              <a:graphicData uri="http://schemas.openxmlformats.org/drawingml/2006/picture">
+                <pic:pic xmlns:pic="http://schemas.openxmlformats.org/drawingml/2006/picture">
+                  <pic:nvPicPr>
+                    <pic:cNvPr id="19184331" name=""/>
+                    <pic:cNvPicPr/>
+                  </pic:nvPicPr>
+                  <pic:blipFill>
+                    <a:blip r:embed="rId17"/>
+                    <a:stretch>
+                      <a:fillRect/>
+                    </a:stretch>
+                  </pic:blipFill>
+                  <pic:spPr>
+                    <a:xfrm>
+                      <a:off x="0" y="0"/>
+                      <a:ext cx="5731510" cy="1376680"/>
+                    </a:xfrm>
+                    <a:prstGeom prst="rect">
+                      <a:avLst/>
+                    </a:prstGeom>
+                  </pic:spPr>
+                </pic:pic>
+              </a:graphicData>
+            </a:graphic>
+          </wp:inline>
+        </w:drawing>
+      </w:r>
+    </w:p>
+    <w:p>
+      <w:pPr>
+        <w:rPr>
+          <w:b/>
+          <w:bCs/>
+          <w:sz w:val="32"/>
+          <w:szCs w:val="32"/>
+        </w:rPr>
+      </w:pPr>
+      <w:r>
+        <w:rPr>
+          <w:b/>
+          <w:bCs/>
+          <w:sz w:val="32"/>
+          <w:szCs w:val="32"/>
+        </w:rPr>
+        <w:drawing>
+          <wp:inline distT="0" distB="0" distL="0" distR="0" wp14:anchorId="651F1EAA" wp14:editId="75C49779">
+            <wp:extent cx="5731510" cy="1610360"/>
+            <wp:effectExtent l="0" t="0" r="2540" b="8890"/>
+            <wp:docPr id="718943431" name="Picture 1"/>
+            <wp:cNvGraphicFramePr>
+              <a:graphicFrameLocks xmlns:a="http://schemas.openxmlformats.org/drawingml/2006/main" noChangeAspect="1"/>
+            </wp:cNvGraphicFramePr>
+            <a:graphic xmlns:a="http://schemas.openxmlformats.org/drawingml/2006/main">
+              <a:graphicData uri="http://schemas.openxmlformats.org/drawingml/2006/picture">
+                <pic:pic xmlns:pic="http://schemas.openxmlformats.org/drawingml/2006/picture">
+                  <pic:nvPicPr>
+                    <pic:cNvPr id="718943431" name=""/>
+                    <pic:cNvPicPr/>
+                  </pic:nvPicPr>
+                  <pic:blipFill>
+                    <a:blip r:embed="rId18"/>
+                    <a:stretch>
+                      <a:fillRect/>
+                    </a:stretch>
+                  </pic:blipFill>
+                  <pic:spPr>
+                    <a:xfrm>
+                      <a:off x="0" y="0"/>
+                      <a:ext cx="5731510" cy="1610360"/>
+                    </a:xfrm>
+                    <a:prstGeom prst="rect">
+                      <a:avLst/>
+                    </a:prstGeom>
+                  </pic:spPr>
+                </pic:pic>
+              </a:graphicData>
+            </a:graphic>
+          </wp:inline>
+        </w:drawing>
+      </w:r>
+    </w:p>
+    <w:p>
+      <w:pPr>
+        <w:rPr>
+          <w:b/>
+          <w:bCs/>
+          <w:sz w:val="32"/>
+          <w:szCs w:val="32"/>
+        </w:rPr>
+      </w:pPr>
+      <w:r>
+        <w:rPr>
+          <w:b/>
+          <w:bCs/>
+          <w:sz w:val="32"/>
+          <w:szCs w:val="32"/>
+        </w:rPr>
+        <w:t>5.</w:t>
+      </w:r>
+      <w:r>
+        <w:rPr>
+          <w:b/>
+          <w:bCs/>
+          <w:sz w:val="32"/>
+          <w:szCs w:val="32"/>
+        </w:rPr>
         <w:t>Migrate database from EC2 to RDS.</w:t>
       </w:r>
     </w:p>
@@ -161,6 +2252,193 @@
           <w:sz w:val="32"/>
           <w:szCs w:val="32"/>
         </w:rPr>
+        <w:t>1) Get the dump of your existing DB on EC2</w:t>
+      </w:r>
+    </w:p>
+    <w:p>
+      <w:pPr>
+        <w:rPr>
+          <w:b/>
+          <w:bCs/>
+          <w:sz w:val="32"/>
+          <w:szCs w:val="32"/>
+        </w:rPr>
+      </w:pPr>
+      <w:proofErr w:type="spellStart"/>
+      <w:r>
+        <w:rPr>
+          <w:b/>
+          <w:bCs/>
+          <w:sz w:val="32"/>
+          <w:szCs w:val="32"/>
+        </w:rPr>
+        <w:t>mysqldump</w:t>
+      </w:r>
+      <w:proofErr w:type="spellEnd"/>
+      <w:r>
+        <w:rPr>
+          <w:b/>
+          <w:bCs/>
+          <w:sz w:val="32"/>
+          <w:szCs w:val="32"/>
+        </w:rPr>
+        <w:t xml:space="preserve"> -u root -p </w:t>
+      </w:r>
+      <w:proofErr w:type="spellStart"/>
+      <w:r>
+        <w:rPr>
+          <w:b/>
+          <w:bCs/>
+          <w:sz w:val="32"/>
+          <w:szCs w:val="32"/>
+        </w:rPr>
+        <w:t>nagasaidb</w:t>
+      </w:r>
+      <w:proofErr w:type="spellEnd"/>
+      <w:r>
+        <w:rPr>
+          <w:b/>
+          <w:bCs/>
+          <w:sz w:val="32"/>
+          <w:szCs w:val="32"/>
+        </w:rPr>
+        <w:t xml:space="preserve"> &gt; </w:t>
+      </w:r>
+      <w:proofErr w:type="spellStart"/>
+      <w:r>
+        <w:rPr>
+          <w:b/>
+          <w:bCs/>
+          <w:sz w:val="32"/>
+          <w:szCs w:val="32"/>
+        </w:rPr>
+        <w:t>nagasaidb.sql</w:t>
+      </w:r>
+      <w:proofErr w:type="spellEnd"/>
+    </w:p>
+    <w:p>
+      <w:pPr>
+        <w:rPr>
+          <w:b/>
+          <w:bCs/>
+          <w:sz w:val="32"/>
+          <w:szCs w:val="32"/>
+        </w:rPr>
+      </w:pPr>
+      <w:r>
+        <w:rPr>
+          <w:b/>
+          <w:bCs/>
+          <w:sz w:val="32"/>
+          <w:szCs w:val="32"/>
+        </w:rPr>
+        <w:lastRenderedPageBreak/>
+        <w:drawing>
+          <wp:inline distT="0" distB="0" distL="0" distR="0" wp14:anchorId="197EFB11" wp14:editId="7D10960A">
+            <wp:extent cx="5731510" cy="2527300"/>
+            <wp:effectExtent l="0" t="0" r="2540" b="6350"/>
+            <wp:docPr id="13012027" name="Picture 1"/>
+            <wp:cNvGraphicFramePr>
+              <a:graphicFrameLocks xmlns:a="http://schemas.openxmlformats.org/drawingml/2006/main" noChangeAspect="1"/>
+            </wp:cNvGraphicFramePr>
+            <a:graphic xmlns:a="http://schemas.openxmlformats.org/drawingml/2006/main">
+              <a:graphicData uri="http://schemas.openxmlformats.org/drawingml/2006/picture">
+                <pic:pic xmlns:pic="http://schemas.openxmlformats.org/drawingml/2006/picture">
+                  <pic:nvPicPr>
+                    <pic:cNvPr id="13012027" name=""/>
+                    <pic:cNvPicPr/>
+                  </pic:nvPicPr>
+                  <pic:blipFill>
+                    <a:blip r:embed="rId19"/>
+                    <a:stretch>
+                      <a:fillRect/>
+                    </a:stretch>
+                  </pic:blipFill>
+                  <pic:spPr>
+                    <a:xfrm>
+                      <a:off x="0" y="0"/>
+                      <a:ext cx="5731510" cy="2527300"/>
+                    </a:xfrm>
+                    <a:prstGeom prst="rect">
+                      <a:avLst/>
+                    </a:prstGeom>
+                  </pic:spPr>
+                </pic:pic>
+              </a:graphicData>
+            </a:graphic>
+          </wp:inline>
+        </w:drawing>
+      </w:r>
+    </w:p>
+    <w:p>
+      <w:pPr>
+        <w:rPr>
+          <w:b/>
+          <w:bCs/>
+          <w:sz w:val="32"/>
+          <w:szCs w:val="32"/>
+        </w:rPr>
+      </w:pPr>
+      <w:r>
+        <w:rPr>
+          <w:b/>
+          <w:bCs/>
+          <w:sz w:val="32"/>
+          <w:szCs w:val="32"/>
+        </w:rPr>
+        <w:drawing>
+          <wp:inline distT="0" distB="0" distL="0" distR="0" wp14:anchorId="4974A0E2" wp14:editId="30785520">
+            <wp:extent cx="5731510" cy="2607310"/>
+            <wp:effectExtent l="0" t="0" r="2540" b="2540"/>
+            <wp:docPr id="2030626657" name="Picture 1"/>
+            <wp:cNvGraphicFramePr>
+              <a:graphicFrameLocks xmlns:a="http://schemas.openxmlformats.org/drawingml/2006/main" noChangeAspect="1"/>
+            </wp:cNvGraphicFramePr>
+            <a:graphic xmlns:a="http://schemas.openxmlformats.org/drawingml/2006/main">
+              <a:graphicData uri="http://schemas.openxmlformats.org/drawingml/2006/picture">
+                <pic:pic xmlns:pic="http://schemas.openxmlformats.org/drawingml/2006/picture">
+                  <pic:nvPicPr>
+                    <pic:cNvPr id="2030626657" name=""/>
+                    <pic:cNvPicPr/>
+                  </pic:nvPicPr>
+                  <pic:blipFill>
+                    <a:blip r:embed="rId20"/>
+                    <a:stretch>
+                      <a:fillRect/>
+                    </a:stretch>
+                  </pic:blipFill>
+                  <pic:spPr>
+                    <a:xfrm>
+                      <a:off x="0" y="0"/>
+                      <a:ext cx="5731510" cy="2607310"/>
+                    </a:xfrm>
+                    <a:prstGeom prst="rect">
+                      <a:avLst/>
+                    </a:prstGeom>
+                  </pic:spPr>
+                </pic:pic>
+              </a:graphicData>
+            </a:graphic>
+          </wp:inline>
+        </w:drawing>
+      </w:r>
+    </w:p>
+    <w:p>
+      <w:pPr>
+        <w:rPr>
+          <w:b/>
+          <w:bCs/>
+          <w:sz w:val="32"/>
+          <w:szCs w:val="32"/>
+        </w:rPr>
+      </w:pPr>
+      <w:r>
+        <w:rPr>
+          <w:b/>
+          <w:bCs/>
+          <w:sz w:val="32"/>
+          <w:szCs w:val="32"/>
+        </w:rPr>
         <w:t>Install MySQL DB on EC2.</w:t>
       </w:r>
     </w:p>
@@ -173,14 +2451,253 @@
           <w:szCs w:val="32"/>
         </w:rPr>
       </w:pPr>
-      <w:r>
-        <w:rPr>
-          <w:b/>
-          <w:bCs/>
-          <w:sz w:val="32"/>
-          <w:szCs w:val="32"/>
-        </w:rPr>
-        <w:t>Launch MySQL RDS image.</w:t>
+      <w:proofErr w:type="spellStart"/>
+      <w:r>
+        <w:rPr>
+          <w:b/>
+          <w:bCs/>
+          <w:sz w:val="32"/>
+          <w:szCs w:val="32"/>
+        </w:rPr>
+        <w:t>sudo</w:t>
+      </w:r>
+      <w:proofErr w:type="spellEnd"/>
+      <w:r>
+        <w:rPr>
+          <w:b/>
+          <w:bCs/>
+          <w:sz w:val="32"/>
+          <w:szCs w:val="32"/>
+        </w:rPr>
+        <w:t xml:space="preserve"> </w:t>
+      </w:r>
+      <w:proofErr w:type="spellStart"/>
+      <w:r>
+        <w:rPr>
+          <w:b/>
+          <w:bCs/>
+          <w:sz w:val="32"/>
+          <w:szCs w:val="32"/>
+        </w:rPr>
+        <w:t>dnf</w:t>
+      </w:r>
+      <w:proofErr w:type="spellEnd"/>
+      <w:r>
+        <w:rPr>
+          <w:b/>
+          <w:bCs/>
+          <w:sz w:val="32"/>
+          <w:szCs w:val="32"/>
+        </w:rPr>
+        <w:t xml:space="preserve"> install https://dev.mysql.com/get/mysql80-community-release-el8-3.noarch.rpm -y</w:t>
+      </w:r>
+    </w:p>
+    <w:p>
+      <w:pPr>
+        <w:rPr>
+          <w:b/>
+          <w:bCs/>
+          <w:sz w:val="32"/>
+          <w:szCs w:val="32"/>
+        </w:rPr>
+      </w:pPr>
+    </w:p>
+    <w:p>
+      <w:pPr>
+        <w:rPr>
+          <w:b/>
+          <w:bCs/>
+          <w:sz w:val="32"/>
+          <w:szCs w:val="32"/>
+        </w:rPr>
+      </w:pPr>
+    </w:p>
+    <w:p>
+      <w:pPr>
+        <w:rPr>
+          <w:b/>
+          <w:bCs/>
+          <w:sz w:val="32"/>
+          <w:szCs w:val="32"/>
+        </w:rPr>
+      </w:pPr>
+    </w:p>
+    <w:p>
+      <w:pPr>
+        <w:rPr>
+          <w:b/>
+          <w:bCs/>
+          <w:sz w:val="32"/>
+          <w:szCs w:val="32"/>
+        </w:rPr>
+      </w:pPr>
+      <w:r>
+        <w:rPr>
+          <w:b/>
+          <w:bCs/>
+          <w:sz w:val="32"/>
+          <w:szCs w:val="32"/>
+        </w:rPr>
+        <w:lastRenderedPageBreak/>
+        <w:t>Launch MySQL RDS image</w:t>
+      </w:r>
+      <w:r>
+        <w:rPr>
+          <w:b/>
+          <w:bCs/>
+          <w:sz w:val="32"/>
+          <w:szCs w:val="32"/>
+        </w:rPr>
+        <w:drawing>
+          <wp:inline distT="0" distB="0" distL="0" distR="0" wp14:anchorId="46E0FDD5" wp14:editId="744BF63E">
+            <wp:extent cx="5731510" cy="2456180"/>
+            <wp:effectExtent l="0" t="0" r="2540" b="1270"/>
+            <wp:docPr id="801649475" name="Picture 1"/>
+            <wp:cNvGraphicFramePr>
+              <a:graphicFrameLocks xmlns:a="http://schemas.openxmlformats.org/drawingml/2006/main" noChangeAspect="1"/>
+            </wp:cNvGraphicFramePr>
+            <a:graphic xmlns:a="http://schemas.openxmlformats.org/drawingml/2006/main">
+              <a:graphicData uri="http://schemas.openxmlformats.org/drawingml/2006/picture">
+                <pic:pic xmlns:pic="http://schemas.openxmlformats.org/drawingml/2006/picture">
+                  <pic:nvPicPr>
+                    <pic:cNvPr id="801649475" name=""/>
+                    <pic:cNvPicPr/>
+                  </pic:nvPicPr>
+                  <pic:blipFill>
+                    <a:blip r:embed="rId21"/>
+                    <a:stretch>
+                      <a:fillRect/>
+                    </a:stretch>
+                  </pic:blipFill>
+                  <pic:spPr>
+                    <a:xfrm>
+                      <a:off x="0" y="0"/>
+                      <a:ext cx="5731510" cy="2456180"/>
+                    </a:xfrm>
+                    <a:prstGeom prst="rect">
+                      <a:avLst/>
+                    </a:prstGeom>
+                  </pic:spPr>
+                </pic:pic>
+              </a:graphicData>
+            </a:graphic>
+          </wp:inline>
+        </w:drawing>
+      </w:r>
+      <w:r>
+        <w:rPr>
+          <w:b/>
+          <w:bCs/>
+          <w:sz w:val="32"/>
+          <w:szCs w:val="32"/>
+        </w:rPr>
+        <w:t xml:space="preserve"> </w:t>
+      </w:r>
+    </w:p>
+    <w:p>
+      <w:pPr>
+        <w:rPr>
+          <w:b/>
+          <w:bCs/>
+          <w:sz w:val="32"/>
+          <w:szCs w:val="32"/>
+        </w:rPr>
+      </w:pPr>
+      <w:r>
+        <w:rPr>
+          <w:b/>
+          <w:bCs/>
+          <w:sz w:val="32"/>
+          <w:szCs w:val="32"/>
+        </w:rPr>
+        <w:drawing>
+          <wp:inline distT="0" distB="0" distL="0" distR="0" wp14:anchorId="1EC03624" wp14:editId="0DCE0240">
+            <wp:extent cx="5731510" cy="2935605"/>
+            <wp:effectExtent l="0" t="0" r="2540" b="0"/>
+            <wp:docPr id="57600351" name="Picture 1"/>
+            <wp:cNvGraphicFramePr>
+              <a:graphicFrameLocks xmlns:a="http://schemas.openxmlformats.org/drawingml/2006/main" noChangeAspect="1"/>
+            </wp:cNvGraphicFramePr>
+            <a:graphic xmlns:a="http://schemas.openxmlformats.org/drawingml/2006/main">
+              <a:graphicData uri="http://schemas.openxmlformats.org/drawingml/2006/picture">
+                <pic:pic xmlns:pic="http://schemas.openxmlformats.org/drawingml/2006/picture">
+                  <pic:nvPicPr>
+                    <pic:cNvPr id="57600351" name=""/>
+                    <pic:cNvPicPr/>
+                  </pic:nvPicPr>
+                  <pic:blipFill>
+                    <a:blip r:embed="rId22"/>
+                    <a:stretch>
+                      <a:fillRect/>
+                    </a:stretch>
+                  </pic:blipFill>
+                  <pic:spPr>
+                    <a:xfrm>
+                      <a:off x="0" y="0"/>
+                      <a:ext cx="5731510" cy="2935605"/>
+                    </a:xfrm>
+                    <a:prstGeom prst="rect">
+                      <a:avLst/>
+                    </a:prstGeom>
+                  </pic:spPr>
+                </pic:pic>
+              </a:graphicData>
+            </a:graphic>
+          </wp:inline>
+        </w:drawing>
+      </w:r>
+    </w:p>
+    <w:p>
+      <w:pPr>
+        <w:rPr>
+          <w:b/>
+          <w:bCs/>
+          <w:sz w:val="32"/>
+          <w:szCs w:val="32"/>
+        </w:rPr>
+      </w:pPr>
+      <w:r>
+        <w:rPr>
+          <w:b/>
+          <w:bCs/>
+          <w:sz w:val="32"/>
+          <w:szCs w:val="32"/>
+        </w:rPr>
+        <w:drawing>
+          <wp:inline distT="0" distB="0" distL="0" distR="0" wp14:anchorId="70B4FE3A" wp14:editId="071F38B1">
+            <wp:extent cx="5731510" cy="1195705"/>
+            <wp:effectExtent l="0" t="0" r="2540" b="4445"/>
+            <wp:docPr id="949444046" name="Picture 1"/>
+            <wp:cNvGraphicFramePr>
+              <a:graphicFrameLocks xmlns:a="http://schemas.openxmlformats.org/drawingml/2006/main" noChangeAspect="1"/>
+            </wp:cNvGraphicFramePr>
+            <a:graphic xmlns:a="http://schemas.openxmlformats.org/drawingml/2006/main">
+              <a:graphicData uri="http://schemas.openxmlformats.org/drawingml/2006/picture">
+                <pic:pic xmlns:pic="http://schemas.openxmlformats.org/drawingml/2006/picture">
+                  <pic:nvPicPr>
+                    <pic:cNvPr id="949444046" name=""/>
+                    <pic:cNvPicPr/>
+                  </pic:nvPicPr>
+                  <pic:blipFill>
+                    <a:blip r:embed="rId23"/>
+                    <a:stretch>
+                      <a:fillRect/>
+                    </a:stretch>
+                  </pic:blipFill>
+                  <pic:spPr>
+                    <a:xfrm>
+                      <a:off x="0" y="0"/>
+                      <a:ext cx="5731510" cy="1195705"/>
+                    </a:xfrm>
+                    <a:prstGeom prst="rect">
+                      <a:avLst/>
+                    </a:prstGeom>
+                  </pic:spPr>
+                </pic:pic>
+              </a:graphicData>
+            </a:graphic>
+          </wp:inline>
+        </w:drawing>
       </w:r>
     </w:p>
     <w:p>
@@ -212,6 +2729,60 @@
         <w:t>Multi-AZ.</w:t>
       </w:r>
       <w:proofErr w:type="gramEnd"/>
+    </w:p>
+    <w:p>
+      <w:pPr>
+        <w:rPr>
+          <w:b/>
+          <w:bCs/>
+          <w:sz w:val="32"/>
+          <w:szCs w:val="32"/>
+        </w:rPr>
+      </w:pPr>
+      <w:r>
+        <w:rPr>
+          <w:b/>
+          <w:bCs/>
+          <w:sz w:val="32"/>
+          <w:szCs w:val="32"/>
+        </w:rPr>
+        <w:lastRenderedPageBreak/>
+        <w:drawing>
+          <wp:inline distT="0" distB="0" distL="0" distR="0" wp14:anchorId="5CD5C217" wp14:editId="4BE64C37">
+            <wp:extent cx="5731510" cy="2899410"/>
+            <wp:effectExtent l="0" t="0" r="2540" b="0"/>
+            <wp:docPr id="223362582" name="Picture 1"/>
+            <wp:cNvGraphicFramePr>
+              <a:graphicFrameLocks xmlns:a="http://schemas.openxmlformats.org/drawingml/2006/main" noChangeAspect="1"/>
+            </wp:cNvGraphicFramePr>
+            <a:graphic xmlns:a="http://schemas.openxmlformats.org/drawingml/2006/main">
+              <a:graphicData uri="http://schemas.openxmlformats.org/drawingml/2006/picture">
+                <pic:pic xmlns:pic="http://schemas.openxmlformats.org/drawingml/2006/picture">
+                  <pic:nvPicPr>
+                    <pic:cNvPr id="223362582" name=""/>
+                    <pic:cNvPicPr/>
+                  </pic:nvPicPr>
+                  <pic:blipFill>
+                    <a:blip r:embed="rId24"/>
+                    <a:stretch>
+                      <a:fillRect/>
+                    </a:stretch>
+                  </pic:blipFill>
+                  <pic:spPr>
+                    <a:xfrm>
+                      <a:off x="0" y="0"/>
+                      <a:ext cx="5731510" cy="2899410"/>
+                    </a:xfrm>
+                    <a:prstGeom prst="rect">
+                      <a:avLst/>
+                    </a:prstGeom>
+                  </pic:spPr>
+                </pic:pic>
+              </a:graphicData>
+            </a:graphic>
+          </wp:inline>
+        </w:drawing>
+      </w:r>
     </w:p>
     <w:p>
       <w:pPr>
